--- a/DBTUNING/ch28_경고메트릭_상시모니터링/ch28_실습문제_정답.docx
+++ b/DBTUNING/ch28_경고메트릭_상시모니터링/ch28_실습문제_정답.docx
@@ -7,7 +7,7 @@
         <w:pStyle w:val="Heading1"/>
       </w:pPr>
       <w:r>
-        <w:t>제12장  경고·메트릭 기반 상시 모니터링 — 실습문제 정답 및 해설</w:t>
+        <w:t>제ch28  경고·메트릭 기반 상시 모니터링 — 실습문제 정답 및 해설</w:t>
       </w:r>
     </w:p>
     <w:p>

--- a/DBTUNING/ch28_경고메트릭_상시모니터링/ch28_실습문제_정답.docx
+++ b/DBTUNING/ch28_경고메트릭_상시모니터링/ch28_실습문제_정답.docx
@@ -7,7 +7,7 @@
         <w:pStyle w:val="Heading1"/>
       </w:pPr>
       <w:r>
-        <w:t>제ch28  경고·메트릭 기반 상시 모니터링 — 실습문제 정답 및 해설</w:t>
+        <w:t>ch28  경고·메트릭 기반 상시 모니터링 — 실습문제 정답 및 해설</w:t>
       </w:r>
     </w:p>
     <w:p>
